--- a/arb/docx/66.content.docx
+++ b/arb/docx/66.content.docx
@@ -147,13 +147,6 @@
         <w:rPr>
           <w:lang w:val="ar_AE" w:bidi="ar_AE"/>
         </w:rPr>
-      </w:r>
-      <w:r>
-        <w:rPr>
-          <w:i/>
-          <w:lang w:val="ar_AE" w:bidi="ar_AE"/>
-        </w:rPr>
-        <w:t>رؤيا 1:1, رؤيا 1:1 (#2), رؤيا 1: 3, رؤيا 1: 4, رؤيا 1: 5, رؤيا 1: 6, رؤيا 1: 7, رؤيا 1: 8, رؤيا 1: 9, رؤيا 1: 11, رؤيا 1: 14, رؤيا 1: 16, رؤيا 1: 17, رؤيا 1: 18, رؤيا 1: 20, رؤيا 2: 1, رؤيا 2:2, رؤيا 2: 4, رؤيا ٢: ٥, رؤيا 2: 7, رؤيا 2: 8, رؤيا 2: 9, رؤيا 2: 10, رؤيا 2: 11, رؤيا 2: 12, رؤيا 2: 13, رؤيا 2: 13 (#2), رؤيا 2: 14–15, رؤيا 2: 16, رؤيا 2: 17, رؤيا 2: 18, رؤيا 2: 19, رؤيا 2: 20, رؤيا 2: 22, رؤيا 2: 25, رؤيا 2: 26, رؤيا 2: 28, رؤيا 2: 29, رؤيا 3: 1, رؤيا 3: 1 (#2), رؤيا ٣: ٢, رؤيا ٣: ٥, رؤيا 3: 7, رؤيا 3: 8, رؤيا 3: 9, رؤيا 3: 11, رؤيا 3: 12, رؤيا 3: 14, رؤيا 3: 15, رؤيا 3: 16, رؤيا 3: 17, رؤيا 3: 17 (#2), رؤيا 3: 19, رؤيا 3: 21, رؤيا 3: 22, رؤيا 4: 1, رؤيا 4: 1 (#2), رؤيا 4: 2, رؤيا 4:4, رؤيا ٤: ٥, رؤيا 4: 6, رؤيا 4: 8, رؤيا 4: 10, رؤيا 4: 11, رؤيا 5: 1, رؤيا 5: 3–4, رؤيا 5:5, رؤيا 5: 6, رؤيا 5: 6 (#2), رؤيا 5: 8, رؤيا 5: 9, رؤيا 5: 10, رؤيا 5: 12, رؤيا 5: 13, رؤيا 5: 14, رؤيا 6: 1, رؤيا ٦: ٢, رؤيا 6: 4, رؤيا 6: 5, رؤيا 6: 8, رؤيا 6: 9, رؤيا 6: 10, رؤيا 6: 11, رؤيا 6: 12–13, رؤيا 6: 15–16, رؤيا 6: 16, رؤيا 6: 17, رؤيا 7: 1, رؤيا 7: 2–3, رؤيا ٧: ٤, رؤيا 7: 9, رؤيا 7: 10, رؤيا 7: 11, رؤيا ٧: ١٤, رؤيا 7: 14 (#2), رؤيا ٧: ١٥–١٦, رؤيا ٧: ١٧, رؤيا 8: 1, رؤيا ٨: ٢, رؤيا 8: 4, رؤيا ٨: ٥, رؤيا 8: 7, رؤيا 8:8–9, رؤيا 8: 10–11, رؤيا 8: 12, رؤيا 8: 13, رؤيا 9: 1, رؤيا 9: 2, رؤيا 9: 3–4, رؤيا 9: 6, رؤيا 9:9, رؤيا 9: 11, رؤيا 9: 12, رؤيا 9: 13, رؤيا 9: 15, رؤيا 9: 16, رؤيا 9: 18, رؤيا 9: 20, رؤيا 10: 1, رؤيا 10: 2, رؤيا 10: 4, رؤيا 10: 6, رؤيا 10: 7, رؤيا 10: 8, رؤيا 10: 9, رؤيا 10: 11, رؤيا 11: 1, رؤيا 11: 2, رؤيا 11: 5, رؤيا 11: 8, رؤيا 11: 10, رؤيا 11:11–12, رؤيا 11: 14, رؤيا 11: 15, رؤيا 11: 17, رؤيا 11: 18, رؤيا 11: 19, رؤيا 12: 1, رؤيا 12: 3, رؤيا 12: 4, رؤيا 12: 4 (#2), رؤيا 12: 5, رؤيا 12: 5 (#2), رؤيا 12: 6, رؤيا 12: 7, رؤيا 12: 9, رؤيا 12: 9 (#2), رؤيا 12: 11, رؤيا ١٢:١٢, رؤيا 12: 13–14, رؤيا 12: 15–17, رؤيا 13: 1, رؤيا 13: 2, رؤيا 13: 3, رؤيا 13: 5–6, رؤيا 13: 7, رؤيا 13: 8, رؤيا 13: 10, رؤيا 13: 11, رؤيا 13: 11 (#2), رؤيا 13: 12, رؤيا 13: 15, رؤيا 13: 16, رؤيا 13: 18, رؤيا 14: 1, رؤيا 14: 3, رؤيا 14: 4–5, رؤيا 14: 6, رؤيا 14: 7, رؤيا 14: 7 (#2), رؤيا 14: 8, رؤيا 14: 10, رؤيا 14: 12, رؤيا 14: 14, رؤيا 14: 16, رؤيا ١٤: ١٩, رؤيا 14: 20, رؤيا 15: 1, رؤيا 15: 2, رؤيا 15: 3, رؤيا 15: 3 (#2), رؤيا 15: 4, رؤيا 15: 6, رؤيا 15: 7, رؤيا 15: 8, رؤيا 16: 1, رؤيا 16: 2, رؤيا 16: 3, رؤيا 16: 4, رؤيا 16: 6, رؤيا 16: 8, رؤيا 16: 9, رؤيا 16: 10, رؤيا 16: 12, رؤيا 16: 13–14, رؤيا 16:16, رؤيا 16: 17–18, رؤيا 16: 19, رؤيا 16: 21, رؤيا 17: 1, رؤيا 17: 3, رؤيا 17: 4, رؤيا 17: 5, رؤيا 17: 6, رؤيا 17: 8, رؤيا 17: 8 (#2), رؤيا 17: 9–10, رؤيا 17: 11, رؤيا 17: 12, رؤيا 17: 13–14, رؤيا 17: 15, رؤيا 17: 16, رؤيا 17: 18, رؤيا 18: 1–2, رؤيا 18: 4, رؤيا 18: 6, رؤيا 18: 8, رؤيا 18: 9, رؤيا 18: 9–10, رؤيا 18: 14, رؤيا 18: 15, رؤيا 18:18, رؤيا 18: 20, رؤيا 18: 21, رؤيا 18: 24, رؤيا 19: 1–2, رؤيا 19: 2, رؤيا 19: 3, رؤيا 19: 5, رؤيا 19: 7, رؤيا 19: 8, رؤيا 19: 10, رؤيا 19: 11–13, رؤيا 19: 15, رؤيا 19: 16, رؤيا 19: 18, رؤيا 19: 19, رؤيا 19: 20, رؤيا 19: 21, رؤيا 20: 1, رؤيا 20: 2–3, رؤيا 20: 3, رؤيا 20: 3 (#2), رؤيا 20: 4, رؤيا 20: 5, رؤيا 20: 6, رؤيا 20: 8, رؤيا 20: 9, رؤيا 20: 10, رؤيا 20: 12, رؤيا 20: 14, رؤيا 20: 15, رؤيا 21: 1, رؤيا 21: 1 (#2), رؤيا 21: 2, رؤيا 21: 3, رؤيا 21: 4, رؤيا 21: 6, رؤيا 21: 8, رؤيا 21: 9–10, رؤيا 21: 12, رؤيا 21: 14, رؤيا 21: 16, رؤيا 21: 18, رؤيا 21: 22, رؤيا 21: 23, رؤيا 21: 27, رؤيا 22: 1, رؤيا 22 :2, رؤيا 22: 3, رؤيا 22: 3–5, رؤيا 22: 7, رؤيا 22: 8–9, رؤيا 22: 10, رؤيا 22: 12, رؤيا 22: 14, رؤيا 22: 16, رؤيا 22: 18, رؤيا 22: 19, رؤيا 22: 20, رؤيا 22: 21</w:t>
       </w:r>
       <w:r>
         <w:rPr>

--- a/arb/docx/66.content.docx
+++ b/arb/docx/66.content.docx
@@ -132,21 +132,6 @@
           <w:lang w:val="ar_AE" w:bidi="ar_AE"/>
         </w:rPr>
         <w:t>REV</w:t>
-      </w:r>
-      <w:r>
-        <w:rPr>
-          <w:lang w:val="ar_AE" w:bidi="ar_AE"/>
-        </w:rPr>
-      </w:r>
-    </w:p>
-    <w:p>
-      <w:pPr>
-        <w:bidi/>
-      </w:pPr>
-      <w:r>
-        <w:rPr>
-          <w:lang w:val="ar_AE" w:bidi="ar_AE"/>
-        </w:rPr>
       </w:r>
       <w:r>
         <w:rPr>

--- a/arb/docx/66.content.docx
+++ b/arb/docx/66.content.docx
@@ -22,7 +22,7 @@
         <w:rPr>
           <w:lang w:val="ar_AE" w:bidi="ar_AE"/>
         </w:rPr>
-        <w:t>Resource: أسئلة الترجمة (unfoldingWord)</w:t>
+        <w:t>Resource: unfoldingWord® Translation Questions</w:t>
       </w:r>
       <w:r>
         <w:rPr>
@@ -91,7 +91,7 @@
         <w:rPr>
           <w:lang w:val="ar_AE" w:bidi="ar_AE"/>
         </w:rPr>
-        <w:t>أسئلة الترجمة (unfoldingWord)</w:t>
+        <w:t>unfoldingWord® Translation Questions</w:t>
       </w:r>
     </w:p>
     <w:p>
